--- a/docs/FightIQ_Research_Implementation_Gameplan_and_Risk_Register.docx
+++ b/docs/FightIQ_Research_Implementation_Gameplan_and_Risk_Register.docx
@@ -215,7 +215,7 @@
                 <w:color w:val="202A35"/>
                 <w:sz w:val="19"/>
               </w:rPr>
-              <w:t>threejs-playground  •  commit 14bf2d4</w:t>
+              <w:t>threejs-playground  •  release 60d9c84 + current working set</w:t>
             </w:r>
           </w:p>
         </w:tc>
@@ -270,7 +270,7 @@
                 <w:color w:val="202A35"/>
                 <w:sz w:val="19"/>
               </w:rPr>
-              <w:t>July 13, 2026</w:t>
+              <w:t>July 21, 2026</w:t>
             </w:r>
           </w:p>
         </w:tc>
@@ -744,62 +744,7 @@
         <w:rPr>
           <w:rFonts w:ascii="Calibri" w:hAnsi="Calibri"/>
         </w:rPr>
-        <w:t xml:space="preserve">FightIQ should not treat the current </w:t>
-      </w:r>
-      <w:r>
-        <w:rPr>
-          <w:rFonts w:ascii="Consolas" w:hAnsi="Consolas"/>
-          <w:color w:val="2E74B5"/>
-          <w:sz w:val="19"/>
-        </w:rPr>
-        <w:t>Model distance</w:t>
-      </w:r>
-      <w:r>
-        <w:rPr>
-          <w:rFonts w:ascii="Calibri" w:hAnsi="Calibri"/>
-        </w:rPr>
-        <w:t xml:space="preserve"> percentage as a finished over/under model. </w:t>
-      </w:r>
-      <w:r>
-        <w:rPr>
-          <w:rFonts w:ascii="Calibri" w:hAnsi="Calibri"/>
-          <w:b/>
-        </w:rPr>
-        <w:t>Current:</w:t>
-      </w:r>
-      <w:r>
-        <w:rPr>
-          <w:rFonts w:ascii="Calibri" w:hAnsi="Calibri"/>
-        </w:rPr>
-        <w:t xml:space="preserve"> it is the broad method model's calibrated probability of the </w:t>
-      </w:r>
-      <w:r>
-        <w:rPr>
-          <w:rFonts w:ascii="Consolas" w:hAnsi="Consolas"/>
-          <w:color w:val="2E74B5"/>
-          <w:sz w:val="19"/>
-        </w:rPr>
-        <w:t>Decision</w:t>
-      </w:r>
-      <w:r>
-        <w:rPr>
-          <w:rFonts w:ascii="Calibri" w:hAnsi="Calibri"/>
-        </w:rPr>
-        <w:t xml:space="preserve"> class. That is useful context, but it does not estimate the probability that a fight lasts beyond a quoted sportsbook line such as 2.5 or 4.5 rounds. A fight can finish after the line and still settle Over, so </w:t>
-      </w:r>
-      <w:r>
-        <w:rPr>
-          <w:rFonts w:ascii="Consolas" w:hAnsi="Consolas"/>
-          <w:color w:val="2E74B5"/>
-          <w:sz w:val="19"/>
-        </w:rPr>
-        <w:t>P(Decision)</w:t>
-      </w:r>
-      <w:r>
-        <w:rPr>
-          <w:rFonts w:ascii="Calibri" w:hAnsi="Calibri"/>
-        </w:rPr>
-        <w:t xml:space="preserve"> systematically answers a different question.</w:t>
+        <w:t>FightIQ no longer treats Model distance/P(Decision) as the over/under model. Current: duration-survival-0.2.0 predicts a market-independent half-round survival curve, and the sportsbook line only queries it. Seven frozen predictions have settled (six correct), but all selected Over and match the always-Over baseline; evidence remains Very early.</w:t>
       </w:r>
     </w:p>
     <w:p>
@@ -822,7 +767,7 @@
         <w:rPr>
           <w:rFonts w:ascii="Calibri" w:hAnsi="Calibri"/>
         </w:rPr>
-        <w:t>Stabilize provenance, refresh observability, pipeline parity, and fighter identity boundaries.</w:t>
+        <w:t>Freeze the implemented duration version and collect line-matched predictions without event-by-event tuning.</w:t>
       </w:r>
     </w:p>
     <w:p>
@@ -837,7 +782,7 @@
         <w:rPr>
           <w:rFonts w:ascii="Calibri" w:hAnsi="Calibri"/>
         </w:rPr>
-        <w:t>Establish reliable totals-line ingestion and coverage reporting.</w:t>
+        <w:t>Operate the encrypted daily refresh and monitor the persisted heartbeat, provider quota, coverage, match quality, and stale totals snapshots.</w:t>
       </w:r>
     </w:p>
     <w:p>
@@ -852,21 +797,7 @@
         <w:rPr>
           <w:rFonts w:ascii="Calibri" w:hAnsi="Calibri"/>
         </w:rPr>
-        <w:t xml:space="preserve">Build a dedicated calibrated duration/survival model that predicts </w:t>
-      </w:r>
-      <w:r>
-        <w:rPr>
-          <w:rFonts w:ascii="Consolas" w:hAnsi="Consolas"/>
-          <w:color w:val="2E74B5"/>
-          <w:sz w:val="19"/>
-        </w:rPr>
-        <w:t>P(T &gt; quoted threshold)</w:t>
-      </w:r>
-      <w:r>
-        <w:rPr>
-          <w:rFonts w:ascii="Calibri" w:hAnsi="Calibri"/>
-        </w:rPr>
-        <w:t>.</w:t>
+        <w:t>Automatically grade frozen duration predictions after official results refresh and publish coverage/exclusions.</w:t>
       </w:r>
     </w:p>
     <w:p>
@@ -881,7 +812,7 @@
         <w:rPr>
           <w:rFonts w:ascii="Calibri" w:hAnsi="Calibri"/>
         </w:rPr>
-        <w:t>Ship it in shadow/admin mode, then as a clearly labeled model-versus-market comparison.</w:t>
+        <w:t>Review at a predeclared 75-100 settled exact-line observations, with adequate five-round representation, before promotion.</w:t>
       </w:r>
     </w:p>
     <w:p>
@@ -896,7 +827,7 @@
         <w:rPr>
           <w:rFonts w:ascii="Calibri" w:hAnsi="Calibri"/>
         </w:rPr>
-        <w:t>Accumulate prospective line-matched outcomes before displaying any edge or performance claim.</w:t>
+        <w:t>Build winner reliability/abstention analysis while duration evidence accumulates.</w:t>
       </w:r>
     </w:p>
     <w:p>
@@ -911,7 +842,7 @@
         <w:rPr>
           <w:rFonts w:ascii="Calibri" w:hAnsi="Calibri"/>
         </w:rPr>
-        <w:t>Pursue additional model research only through chronological, unique-fight, leakage-safe gates.</w:t>
+        <w:t>Pursue new model features only through event-grouped chronological, leakage-safe gates.</w:t>
       </w:r>
     </w:p>
     <w:p>
@@ -1153,23 +1084,7 @@
                 <w:color w:val="202A35"/>
                 <w:sz w:val="18"/>
               </w:rPr>
-              <w:t>backend/app/models/model_version.py</w:t>
-            </w:r>
-            <w:r>
-              <w:rPr>
-                <w:rFonts w:ascii="Calibri" w:hAnsi="Calibri"/>
-                <w:color w:val="202A35"/>
-                <w:sz w:val="18"/>
-              </w:rPr>
-              <w:t xml:space="preserve">, version 1.2, recipe hash </w:t>
-            </w:r>
-            <w:r>
-              <w:rPr>
-                <w:rFonts w:ascii="Consolas" w:hAnsi="Consolas"/>
-                <w:color w:val="202A35"/>
-                <w:sz w:val="18"/>
-              </w:rPr>
-              <w:t>d15652b351</w:t>
+              <w:t>backend/app/models/model_version.py, version 1.3; production protocol hash d318130478; frozen evaluation hash 683f0e4d08</w:t>
             </w:r>
           </w:p>
         </w:tc>
@@ -1226,15 +1141,7 @@
                 <w:color w:val="202A35"/>
                 <w:sz w:val="18"/>
               </w:rPr>
-              <w:t xml:space="preserve">Calibrated logistic winner model with 126 numeric inputs plus categorical </w:t>
-            </w:r>
-            <w:r>
-              <w:rPr>
-                <w:rFonts w:ascii="Consolas" w:hAnsi="Consolas"/>
-                <w:color w:val="202A35"/>
-                <w:sz w:val="18"/>
-              </w:rPr>
-              <w:t>weight_class</w:t>
+              <w:t>Uncalibrated logistic selected on a frozen holdout, then refit on all 8,599 eligible fights for production</w:t>
             </w:r>
           </w:p>
         </w:tc>
@@ -1291,7 +1198,7 @@
                 <w:color w:val="202A35"/>
                 <w:sz w:val="18"/>
               </w:rPr>
-              <w:t>Accuracy 0.6315; Brier 0.2280; log loss 0.6490; AUC 0.6739</w:t>
+              <w:t>Frozen holdout: accuracy 0.6355; Brier 0.2276; log loss 0.6492; AUC 0.6756</w:t>
             </w:r>
           </w:p>
         </w:tc>
@@ -1348,7 +1255,7 @@
                 <w:color w:val="202A35"/>
                 <w:sz w:val="18"/>
               </w:rPr>
-              <w:t>6,010 training fights; 859 calibration fights; 1,718 test fights</w:t>
+              <w:t>6,019 training fights; 860 calibration fights; 1,720 untouched test fights</w:t>
             </w:r>
           </w:p>
         </w:tc>
@@ -1405,7 +1312,7 @@
                 <w:color w:val="202A35"/>
                 <w:sz w:val="18"/>
               </w:rPr>
-              <w:t>March 11, 1994 through July 11, 2026</w:t>
+              <w:t>March 11, 1994 through July 18, 2026; production refit uses all eligible history after evaluation freeze</w:t>
             </w:r>
           </w:p>
         </w:tc>
@@ -1574,7 +1481,7 @@
                 <w:color w:val="202A35"/>
                 <w:sz w:val="18"/>
               </w:rPr>
-              <w:t>Provenance</w:t>
+              <w:t>Duration model</w:t>
             </w:r>
           </w:p>
         </w:tc>
@@ -1589,6 +1496,217 @@
             </w:tcMar>
             <w:vAlign w:val="center"/>
             <w:shd w:fill="FFFFFF"/>
+          </w:tcPr>
+          <w:p>
+            <w:pPr>
+              <w:spacing w:after="0" w:line="252" w:lineRule="auto"/>
+            </w:pPr>
+            <w:r>
+              <w:rPr>
+                <w:rFonts w:ascii="Calibri" w:hAnsi="Calibri"/>
+                <w:color w:val="202A35"/>
+                <w:sz w:val="18"/>
+              </w:rPr>
+              <w:t xml:space="preserve">Experimental discrete-time half-round survival model </w:t>
+            </w:r>
+            <w:r>
+              <w:rPr>
+                <w:rFonts w:ascii="Consolas" w:hAnsi="Consolas"/>
+                <w:color w:val="202A35"/>
+                <w:sz w:val="18"/>
+              </w:rPr>
+              <w:t>duration-survival-0.2.0</w:t>
+            </w:r>
+            <w:r>
+              <w:rPr>
+                <w:rFonts w:ascii="Calibri" w:hAnsi="Calibri"/>
+                <w:color w:val="202A35"/>
+                <w:sz w:val="18"/>
+              </w:rPr>
+              <w:t xml:space="preserve">; feature schema </w:t>
+            </w:r>
+            <w:r>
+              <w:rPr>
+                <w:rFonts w:ascii="Consolas" w:hAnsi="Consolas"/>
+                <w:color w:val="202A35"/>
+                <w:sz w:val="18"/>
+              </w:rPr>
+              <w:t>duration-survival-features-2</w:t>
+            </w:r>
+            <w:r>
+              <w:rPr>
+                <w:rFonts w:ascii="Calibri" w:hAnsi="Calibri"/>
+                <w:color w:val="202A35"/>
+                <w:sz w:val="18"/>
+              </w:rPr>
+              <w:t xml:space="preserve">; settlement </w:t>
+            </w:r>
+            <w:r>
+              <w:rPr>
+                <w:rFonts w:ascii="Consolas" w:hAnsi="Consolas"/>
+                <w:color w:val="202A35"/>
+                <w:sz w:val="18"/>
+              </w:rPr>
+              <w:t>ufc-standard-rounds-2</w:t>
+            </w:r>
+          </w:p>
+        </w:tc>
+      </w:tr>
+      <w:tr>
+        <w:trPr>
+          <w:cantSplit/>
+        </w:trPr>
+        <w:tc>
+          <w:tcPr>
+            <w:tcW w:type="dxa" w:w="4485"/>
+            <w:tcMar>
+              <w:top w:w="80" w:type="dxa"/>
+              <w:start w:w="120" w:type="dxa"/>
+              <w:bottom w:w="80" w:type="dxa"/>
+              <w:end w:w="120" w:type="dxa"/>
+            </w:tcMar>
+            <w:vAlign w:val="center"/>
+            <w:shd w:fill="EEF5FB"/>
+          </w:tcPr>
+          <w:p>
+            <w:pPr>
+              <w:spacing w:after="0" w:line="252" w:lineRule="auto"/>
+            </w:pPr>
+            <w:r>
+              <w:rPr>
+                <w:rFonts w:ascii="Calibri" w:hAnsi="Calibri"/>
+                <w:color w:val="202A35"/>
+                <w:sz w:val="18"/>
+              </w:rPr>
+              <w:t>Duration historical split</w:t>
+            </w:r>
+          </w:p>
+        </w:tc>
+        <w:tc>
+          <w:tcPr>
+            <w:tcW w:type="dxa" w:w="4875"/>
+            <w:tcMar>
+              <w:top w:w="80" w:type="dxa"/>
+              <w:start w:w="120" w:type="dxa"/>
+              <w:bottom w:w="80" w:type="dxa"/>
+              <w:end w:w="120" w:type="dxa"/>
+            </w:tcMar>
+            <w:vAlign w:val="center"/>
+            <w:shd w:fill="EEF5FB"/>
+          </w:tcPr>
+          <w:p>
+            <w:pPr>
+              <w:spacing w:after="0" w:line="252" w:lineRule="auto"/>
+            </w:pPr>
+            <w:r>
+              <w:rPr>
+                <w:rFonts w:ascii="Calibri" w:hAnsi="Calibri"/>
+                <w:color w:val="202A35"/>
+                <w:sz w:val="18"/>
+              </w:rPr>
+              <w:t>6,816 train fights; 1,709 test fights; 5,443 exact-line test observations</w:t>
+            </w:r>
+          </w:p>
+        </w:tc>
+      </w:tr>
+      <w:tr>
+        <w:trPr>
+          <w:cantSplit/>
+        </w:trPr>
+        <w:tc>
+          <w:tcPr>
+            <w:tcW w:type="dxa" w:w="4485"/>
+            <w:tcMar>
+              <w:top w:w="80" w:type="dxa"/>
+              <w:start w:w="120" w:type="dxa"/>
+              <w:bottom w:w="80" w:type="dxa"/>
+              <w:end w:w="120" w:type="dxa"/>
+            </w:tcMar>
+            <w:vAlign w:val="center"/>
+            <w:shd w:fill="FFFFFF"/>
+          </w:tcPr>
+          <w:p>
+            <w:pPr>
+              <w:spacing w:after="0" w:line="252" w:lineRule="auto"/>
+            </w:pPr>
+            <w:r>
+              <w:rPr>
+                <w:rFonts w:ascii="Calibri" w:hAnsi="Calibri"/>
+                <w:color w:val="202A35"/>
+                <w:sz w:val="18"/>
+              </w:rPr>
+              <w:t>Duration historical metrics</w:t>
+            </w:r>
+          </w:p>
+        </w:tc>
+        <w:tc>
+          <w:tcPr>
+            <w:tcW w:type="dxa" w:w="4875"/>
+            <w:tcMar>
+              <w:top w:w="80" w:type="dxa"/>
+              <w:start w:w="120" w:type="dxa"/>
+              <w:bottom w:w="80" w:type="dxa"/>
+              <w:end w:w="120" w:type="dxa"/>
+            </w:tcMar>
+            <w:vAlign w:val="center"/>
+            <w:shd w:fill="FFFFFF"/>
+          </w:tcPr>
+          <w:p>
+            <w:pPr>
+              <w:spacing w:after="0" w:line="252" w:lineRule="auto"/>
+            </w:pPr>
+            <w:r>
+              <w:rPr>
+                <w:rFonts w:ascii="Calibri" w:hAnsi="Calibri"/>
+                <w:color w:val="202A35"/>
+                <w:sz w:val="18"/>
+              </w:rPr>
+              <w:t>Accuracy 0.7286; Brier 0.1754; log loss 0.5229; AUC 0.7514; zero monotonicity violations</w:t>
+            </w:r>
+          </w:p>
+        </w:tc>
+      </w:tr>
+      <w:tr>
+        <w:trPr>
+          <w:cantSplit/>
+        </w:trPr>
+        <w:tc>
+          <w:tcPr>
+            <w:tcW w:type="dxa" w:w="4485"/>
+            <w:tcMar>
+              <w:top w:w="80" w:type="dxa"/>
+              <w:start w:w="120" w:type="dxa"/>
+              <w:bottom w:w="80" w:type="dxa"/>
+              <w:end w:w="120" w:type="dxa"/>
+            </w:tcMar>
+            <w:vAlign w:val="center"/>
+            <w:shd w:fill="EEF5FB"/>
+          </w:tcPr>
+          <w:p>
+            <w:pPr>
+              <w:spacing w:after="0" w:line="252" w:lineRule="auto"/>
+            </w:pPr>
+            <w:r>
+              <w:rPr>
+                <w:rFonts w:ascii="Calibri" w:hAnsi="Calibri"/>
+                <w:color w:val="202A35"/>
+                <w:sz w:val="18"/>
+              </w:rPr>
+              <w:t>Provenance</w:t>
+            </w:r>
+          </w:p>
+        </w:tc>
+        <w:tc>
+          <w:tcPr>
+            <w:tcW w:type="dxa" w:w="4875"/>
+            <w:tcMar>
+              <w:top w:w="80" w:type="dxa"/>
+              <w:start w:w="120" w:type="dxa"/>
+              <w:bottom w:w="80" w:type="dxa"/>
+              <w:end w:w="120" w:type="dxa"/>
+            </w:tcMar>
+            <w:vAlign w:val="center"/>
+            <w:shd w:fill="EEF5FB"/>
           </w:tcPr>
           <w:p>
             <w:pPr>
@@ -1657,7 +1775,7 @@
         </w:trPr>
         <w:tc>
           <w:tcPr>
-            <w:tcW w:type="dxa" w:w="2670"/>
+            <w:tcW w:type="dxa" w:w="2719"/>
             <w:tcMar>
               <w:top w:w="80" w:type="dxa"/>
               <w:start w:w="120" w:type="dxa"/>
@@ -1684,7 +1802,7 @@
         </w:tc>
         <w:tc>
           <w:tcPr>
-            <w:tcW w:type="dxa" w:w="3345"/>
+            <w:tcW w:type="dxa" w:w="3320"/>
             <w:tcMar>
               <w:top w:w="80" w:type="dxa"/>
               <w:start w:w="120" w:type="dxa"/>
@@ -1711,7 +1829,7 @@
         </w:tc>
         <w:tc>
           <w:tcPr>
-            <w:tcW w:type="dxa" w:w="3345"/>
+            <w:tcW w:type="dxa" w:w="3321"/>
             <w:tcMar>
               <w:top w:w="80" w:type="dxa"/>
               <w:start w:w="120" w:type="dxa"/>
@@ -1743,7 +1861,7 @@
         </w:trPr>
         <w:tc>
           <w:tcPr>
-            <w:tcW w:type="dxa" w:w="2670"/>
+            <w:tcW w:type="dxa" w:w="2719"/>
             <w:tcMar>
               <w:top w:w="80" w:type="dxa"/>
               <w:start w:w="120" w:type="dxa"/>
@@ -1769,7 +1887,7 @@
         </w:tc>
         <w:tc>
           <w:tcPr>
-            <w:tcW w:type="dxa" w:w="3345"/>
+            <w:tcW w:type="dxa" w:w="3320"/>
             <w:tcMar>
               <w:top w:w="80" w:type="dxa"/>
               <w:start w:w="120" w:type="dxa"/>
@@ -1811,7 +1929,7 @@
         </w:tc>
         <w:tc>
           <w:tcPr>
-            <w:tcW w:type="dxa" w:w="3345"/>
+            <w:tcW w:type="dxa" w:w="3321"/>
             <w:tcMar>
               <w:top w:w="80" w:type="dxa"/>
               <w:start w:w="120" w:type="dxa"/>
@@ -1842,7 +1960,7 @@
         </w:trPr>
         <w:tc>
           <w:tcPr>
-            <w:tcW w:type="dxa" w:w="2670"/>
+            <w:tcW w:type="dxa" w:w="2719"/>
             <w:tcMar>
               <w:top w:w="80" w:type="dxa"/>
               <w:start w:w="120" w:type="dxa"/>
@@ -1868,7 +1986,7 @@
         </w:tc>
         <w:tc>
           <w:tcPr>
-            <w:tcW w:type="dxa" w:w="3345"/>
+            <w:tcW w:type="dxa" w:w="3320"/>
             <w:tcMar>
               <w:top w:w="80" w:type="dxa"/>
               <w:start w:w="120" w:type="dxa"/>
@@ -1888,13 +2006,13 @@
                 <w:color w:val="202A35"/>
                 <w:sz w:val="18"/>
               </w:rPr>
-              <w:t>17,174 mirrored rows representing 8,587 unique fights</w:t>
+              <w:t>17,198 mirrored rows representing 8,599 unique fights</w:t>
             </w:r>
           </w:p>
         </w:tc>
         <w:tc>
           <w:tcPr>
-            <w:tcW w:type="dxa" w:w="3345"/>
+            <w:tcW w:type="dxa" w:w="3321"/>
             <w:tcMar>
               <w:top w:w="80" w:type="dxa"/>
               <w:start w:w="120" w:type="dxa"/>
@@ -1925,7 +2043,7 @@
         </w:trPr>
         <w:tc>
           <w:tcPr>
-            <w:tcW w:type="dxa" w:w="2670"/>
+            <w:tcW w:type="dxa" w:w="2719"/>
             <w:tcMar>
               <w:top w:w="80" w:type="dxa"/>
               <w:start w:w="120" w:type="dxa"/>
@@ -1951,7 +2069,7 @@
         </w:tc>
         <w:tc>
           <w:tcPr>
-            <w:tcW w:type="dxa" w:w="3345"/>
+            <w:tcW w:type="dxa" w:w="3320"/>
             <w:tcMar>
               <w:top w:w="80" w:type="dxa"/>
               <w:start w:w="120" w:type="dxa"/>
@@ -1977,7 +2095,7 @@
         </w:tc>
         <w:tc>
           <w:tcPr>
-            <w:tcW w:type="dxa" w:w="3345"/>
+            <w:tcW w:type="dxa" w:w="3321"/>
             <w:tcMar>
               <w:top w:w="80" w:type="dxa"/>
               <w:start w:w="120" w:type="dxa"/>
@@ -2008,7 +2126,7 @@
         </w:trPr>
         <w:tc>
           <w:tcPr>
-            <w:tcW w:type="dxa" w:w="2670"/>
+            <w:tcW w:type="dxa" w:w="2719"/>
             <w:tcMar>
               <w:top w:w="80" w:type="dxa"/>
               <w:start w:w="120" w:type="dxa"/>
@@ -2034,7 +2152,7 @@
         </w:tc>
         <w:tc>
           <w:tcPr>
-            <w:tcW w:type="dxa" w:w="3345"/>
+            <w:tcW w:type="dxa" w:w="3320"/>
             <w:tcMar>
               <w:top w:w="80" w:type="dxa"/>
               <w:start w:w="120" w:type="dxa"/>
@@ -2060,7 +2178,7 @@
         </w:tc>
         <w:tc>
           <w:tcPr>
-            <w:tcW w:type="dxa" w:w="3345"/>
+            <w:tcW w:type="dxa" w:w="3321"/>
             <w:tcMar>
               <w:top w:w="80" w:type="dxa"/>
               <w:start w:w="120" w:type="dxa"/>
@@ -2091,7 +2209,7 @@
         </w:trPr>
         <w:tc>
           <w:tcPr>
-            <w:tcW w:type="dxa" w:w="2670"/>
+            <w:tcW w:type="dxa" w:w="2719"/>
             <w:tcMar>
               <w:top w:w="80" w:type="dxa"/>
               <w:start w:w="120" w:type="dxa"/>
@@ -2117,7 +2235,7 @@
         </w:tc>
         <w:tc>
           <w:tcPr>
-            <w:tcW w:type="dxa" w:w="3345"/>
+            <w:tcW w:type="dxa" w:w="3320"/>
             <w:tcMar>
               <w:top w:w="80" w:type="dxa"/>
               <w:start w:w="120" w:type="dxa"/>
@@ -2143,7 +2261,7 @@
         </w:tc>
         <w:tc>
           <w:tcPr>
-            <w:tcW w:type="dxa" w:w="3345"/>
+            <w:tcW w:type="dxa" w:w="3321"/>
             <w:tcMar>
               <w:top w:w="80" w:type="dxa"/>
               <w:start w:w="120" w:type="dxa"/>
@@ -2174,7 +2292,7 @@
         </w:trPr>
         <w:tc>
           <w:tcPr>
-            <w:tcW w:type="dxa" w:w="2670"/>
+            <w:tcW w:type="dxa" w:w="2719"/>
             <w:tcMar>
               <w:top w:w="80" w:type="dxa"/>
               <w:start w:w="120" w:type="dxa"/>
@@ -2200,7 +2318,7 @@
         </w:tc>
         <w:tc>
           <w:tcPr>
-            <w:tcW w:type="dxa" w:w="3345"/>
+            <w:tcW w:type="dxa" w:w="3320"/>
             <w:tcMar>
               <w:top w:w="80" w:type="dxa"/>
               <w:start w:w="120" w:type="dxa"/>
@@ -2226,7 +2344,7 @@
         </w:tc>
         <w:tc>
           <w:tcPr>
-            <w:tcW w:type="dxa" w:w="3345"/>
+            <w:tcW w:type="dxa" w:w="3321"/>
             <w:tcMar>
               <w:top w:w="80" w:type="dxa"/>
               <w:start w:w="120" w:type="dxa"/>
@@ -2257,7 +2375,7 @@
         </w:trPr>
         <w:tc>
           <w:tcPr>
-            <w:tcW w:type="dxa" w:w="2670"/>
+            <w:tcW w:type="dxa" w:w="2719"/>
             <w:tcMar>
               <w:top w:w="80" w:type="dxa"/>
               <w:start w:w="120" w:type="dxa"/>
@@ -2283,7 +2401,7 @@
         </w:tc>
         <w:tc>
           <w:tcPr>
-            <w:tcW w:type="dxa" w:w="3345"/>
+            <w:tcW w:type="dxa" w:w="3320"/>
             <w:tcMar>
               <w:top w:w="80" w:type="dxa"/>
               <w:start w:w="120" w:type="dxa"/>
@@ -2303,29 +2421,13 @@
                 <w:color w:val="202A35"/>
                 <w:sz w:val="18"/>
               </w:rPr>
-              <w:t xml:space="preserve">0 of 58 current </w:t>
-            </w:r>
-            <w:r>
-              <w:rPr>
-                <w:rFonts w:ascii="Consolas" w:hAnsi="Consolas"/>
-                <w:color w:val="202A35"/>
-                <w:sz w:val="18"/>
-              </w:rPr>
-              <w:t>future_fight_odds</w:t>
-            </w:r>
-            <w:r>
-              <w:rPr>
-                <w:rFonts w:ascii="Calibri" w:hAnsi="Calibri"/>
-                <w:color w:val="202A35"/>
-                <w:sz w:val="18"/>
-              </w:rPr>
-              <w:t xml:space="preserve"> rows have a non-null total</w:t>
+              <w:t>32 append-only per-book quotes across 8 fights, 4 bookmakers, and lines 1.5/2.5/3.5</w:t>
             </w:r>
           </w:p>
         </w:tc>
         <w:tc>
           <w:tcPr>
-            <w:tcW w:type="dxa" w:w="3345"/>
+            <w:tcW w:type="dxa" w:w="3321"/>
             <w:tcMar>
               <w:top w:w="80" w:type="dxa"/>
               <w:start w:w="120" w:type="dxa"/>
@@ -2345,7 +2447,7 @@
                 <w:color w:val="202A35"/>
                 <w:sz w:val="18"/>
               </w:rPr>
-              <w:t>Duration UI must show unavailable state until data arrives</w:t>
+              <w:t>Keep curve-only/no-market states and continue daily prospective capture</w:t>
             </w:r>
           </w:p>
         </w:tc>
@@ -2356,7 +2458,7 @@
         </w:trPr>
         <w:tc>
           <w:tcPr>
-            <w:tcW w:type="dxa" w:w="2670"/>
+            <w:tcW w:type="dxa" w:w="2719"/>
             <w:tcMar>
               <w:top w:w="80" w:type="dxa"/>
               <w:start w:w="120" w:type="dxa"/>
@@ -2376,13 +2478,13 @@
                 <w:color w:val="202A35"/>
                 <w:sz w:val="18"/>
               </w:rPr>
-              <w:t>Odds history</w:t>
+              <w:t>Frozen duration snapshots</w:t>
             </w:r>
           </w:p>
         </w:tc>
         <w:tc>
           <w:tcPr>
-            <w:tcW w:type="dxa" w:w="3345"/>
+            <w:tcW w:type="dxa" w:w="3320"/>
             <w:tcMar>
               <w:top w:w="80" w:type="dxa"/>
               <w:start w:w="120" w:type="dxa"/>
@@ -2402,13 +2504,13 @@
                 <w:color w:val="202A35"/>
                 <w:sz w:val="18"/>
               </w:rPr>
-              <w:t>24 SQLite rows versus 19 CSV rows</w:t>
+              <w:t>7 exact-line predictions settled; 6 correct; all 7 predicted Over</w:t>
             </w:r>
           </w:p>
         </w:tc>
         <w:tc>
           <w:tcPr>
-            <w:tcW w:type="dxa" w:w="3345"/>
+            <w:tcW w:type="dxa" w:w="3321"/>
             <w:tcMar>
               <w:top w:w="80" w:type="dxa"/>
               <w:start w:w="120" w:type="dxa"/>
@@ -2417,6 +2519,89 @@
             </w:tcMar>
             <w:vAlign w:val="center"/>
             <w:shd w:fill="FFFFFF"/>
+          </w:tcPr>
+          <w:p>
+            <w:pPr>
+              <w:spacing w:after="0" w:line="252" w:lineRule="auto"/>
+            </w:pPr>
+            <w:r>
+              <w:rPr>
+                <w:rFonts w:ascii="Calibri" w:hAnsi="Calibri"/>
+                <w:color w:val="202A35"/>
+                <w:sz w:val="18"/>
+              </w:rPr>
+              <w:t>Very early; equal to always-Over baseline; continue frozen collection</w:t>
+            </w:r>
+          </w:p>
+        </w:tc>
+      </w:tr>
+      <w:tr>
+        <w:trPr>
+          <w:cantSplit/>
+        </w:trPr>
+        <w:tc>
+          <w:tcPr>
+            <w:tcW w:type="dxa" w:w="2719"/>
+            <w:tcMar>
+              <w:top w:w="80" w:type="dxa"/>
+              <w:start w:w="120" w:type="dxa"/>
+              <w:bottom w:w="80" w:type="dxa"/>
+              <w:end w:w="120" w:type="dxa"/>
+            </w:tcMar>
+            <w:vAlign w:val="center"/>
+            <w:shd w:fill="EEF5FB"/>
+          </w:tcPr>
+          <w:p>
+            <w:pPr>
+              <w:spacing w:after="0" w:line="252" w:lineRule="auto"/>
+            </w:pPr>
+            <w:r>
+              <w:rPr>
+                <w:rFonts w:ascii="Calibri" w:hAnsi="Calibri"/>
+                <w:color w:val="202A35"/>
+                <w:sz w:val="18"/>
+              </w:rPr>
+              <w:t>Odds history</w:t>
+            </w:r>
+          </w:p>
+        </w:tc>
+        <w:tc>
+          <w:tcPr>
+            <w:tcW w:type="dxa" w:w="3320"/>
+            <w:tcMar>
+              <w:top w:w="80" w:type="dxa"/>
+              <w:start w:w="120" w:type="dxa"/>
+              <w:bottom w:w="80" w:type="dxa"/>
+              <w:end w:w="120" w:type="dxa"/>
+            </w:tcMar>
+            <w:vAlign w:val="center"/>
+            <w:shd w:fill="EEF5FB"/>
+          </w:tcPr>
+          <w:p>
+            <w:pPr>
+              <w:spacing w:after="0" w:line="252" w:lineRule="auto"/>
+            </w:pPr>
+            <w:r>
+              <w:rPr>
+                <w:rFonts w:ascii="Calibri" w:hAnsi="Calibri"/>
+                <w:color w:val="202A35"/>
+                <w:sz w:val="18"/>
+              </w:rPr>
+              <w:t>24 SQLite rows versus 19 CSV rows</w:t>
+            </w:r>
+          </w:p>
+        </w:tc>
+        <w:tc>
+          <w:tcPr>
+            <w:tcW w:type="dxa" w:w="3321"/>
+            <w:tcMar>
+              <w:top w:w="80" w:type="dxa"/>
+              <w:start w:w="120" w:type="dxa"/>
+              <w:bottom w:w="80" w:type="dxa"/>
+              <w:end w:w="120" w:type="dxa"/>
+            </w:tcMar>
+            <w:vAlign w:val="center"/>
+            <w:shd w:fill="EEF5FB"/>
           </w:tcPr>
           <w:p>
             <w:pPr>
@@ -2466,7 +2651,7 @@
         <w:rPr>
           <w:rFonts w:ascii="Calibri" w:hAnsi="Calibri"/>
         </w:rPr>
-        <w:t>Backend: 177 tests passed.</w:t>
+        <w:t>Backend: 217 tests passed.</w:t>
       </w:r>
     </w:p>
     <w:p>
@@ -2477,7 +2662,7 @@
         <w:rPr>
           <w:rFonts w:ascii="Calibri" w:hAnsi="Calibri"/>
         </w:rPr>
-        <w:t>Frontend: lint passed; 32 tests in 9 files passed; production build passed.</w:t>
+        <w:t>Frontend: lint passed; 41 tests in 12 files passed; production build passed.</w:t>
       </w:r>
     </w:p>
     <w:p>
@@ -2513,7 +2698,7 @@
         <w:rPr>
           <w:rFonts w:ascii="Calibri" w:hAnsi="Calibri"/>
         </w:rPr>
-        <w:t>Backend warnings: FastAPI startup event deprecation and a pandas DataFrame fragmentation warning.</w:t>
+        <w:t>Backend warning: a pandas DataFrame fragmentation warning in an authenticated end-to-end test.</w:t>
       </w:r>
     </w:p>
     <w:p>
@@ -2679,7 +2864,7 @@
                 <w:color w:val="202A35"/>
                 <w:sz w:val="18"/>
               </w:rPr>
-              <w:t>Duration should be modeled against the actual market threshold</w:t>
+              <w:t>Duration should be modeled independently and queried at the actual threshold</w:t>
             </w:r>
           </w:p>
         </w:tc>
@@ -2705,23 +2890,7 @@
                 <w:color w:val="202A35"/>
                 <w:sz w:val="18"/>
               </w:rPr>
-              <w:t xml:space="preserve">Current UI compares a totals line with </w:t>
-            </w:r>
-            <w:r>
-              <w:rPr>
-                <w:rFonts w:ascii="Consolas" w:hAnsi="Consolas"/>
-                <w:color w:val="202A35"/>
-                <w:sz w:val="18"/>
-              </w:rPr>
-              <w:t>P(Decision)</w:t>
-            </w:r>
-            <w:r>
-              <w:rPr>
-                <w:rFonts w:ascii="Calibri" w:hAnsi="Calibri"/>
-                <w:color w:val="202A35"/>
-                <w:sz w:val="18"/>
-              </w:rPr>
-              <w:t>, which is not line-specific</w:t>
+              <w:t>Current survival curve is market-independent; P(Decision) remains separate</w:t>
             </w:r>
           </w:p>
         </w:tc>
@@ -2747,23 +2916,7 @@
                 <w:color w:val="202A35"/>
                 <w:sz w:val="18"/>
               </w:rPr>
-              <w:t xml:space="preserve">Build a duration/survival target and retain </w:t>
-            </w:r>
-            <w:r>
-              <w:rPr>
-                <w:rFonts w:ascii="Consolas" w:hAnsi="Consolas"/>
-                <w:color w:val="202A35"/>
-                <w:sz w:val="18"/>
-              </w:rPr>
-              <w:t>P(Decision)</w:t>
-            </w:r>
-            <w:r>
-              <w:rPr>
-                <w:rFonts w:ascii="Calibri" w:hAnsi="Calibri"/>
-                <w:color w:val="202A35"/>
-                <w:sz w:val="18"/>
-              </w:rPr>
-              <w:t xml:space="preserve"> only as separately labeled context if useful</w:t>
+              <w:t>Freeze the version and validate exact-line outputs prospectively</w:t>
             </w:r>
           </w:p>
         </w:tc>
@@ -3077,7 +3230,7 @@
                 <w:color w:val="202A35"/>
                 <w:sz w:val="18"/>
               </w:rPr>
-              <w:t>Saved model predictions and odds tracking already exist</w:t>
+              <w:t>Automatic grading and 7 settled frozen predictions exist; 6/7 is not above the always-Over baseline</w:t>
             </w:r>
           </w:p>
         </w:tc>
@@ -3103,7 +3256,7 @@
                 <w:color w:val="202A35"/>
                 <w:sz w:val="18"/>
               </w:rPr>
-              <w:t>Extend snapshots to line-specific duration predictions and settlements</w:t>
+              <w:t>Accumulate the predeclared sample without tuning or recomputing old predictions</w:t>
             </w:r>
           </w:p>
         </w:tc>
@@ -3575,7 +3728,7 @@
                 <w:color w:val="202A35"/>
                 <w:sz w:val="18"/>
               </w:rPr>
-              <w:t>Current suite has 32 tests and route-level lazy loading</w:t>
+              <w:t>Current suite has 41 tests and route-level lazy loading</w:t>
             </w:r>
           </w:p>
         </w:tc>
@@ -3667,7 +3820,7 @@
                 <w:color w:val="202A35"/>
                 <w:sz w:val="18"/>
               </w:rPr>
-              <w:t>The latest log succeeded, but the chain depends on Task Scheduler, a Windows account, DPAPI, a local venv, network access, and upload auth</w:t>
+              <w:t>The chain still depends on Task Scheduler, one Windows account/machine, an Interactive logon session, DPAPI, a local venv, network, and upload auth</w:t>
             </w:r>
           </w:p>
         </w:tc>
@@ -3694,7 +3847,7 @@
                 <w:color w:val="202A35"/>
                 <w:sz w:val="18"/>
               </w:rPr>
-              <w:t>Unproven operationally.</w:t>
+              <w:t>Partially mitigated.</w:t>
             </w:r>
             <w:r>
               <w:rPr>
@@ -3702,7 +3855,7 @@
                 <w:color w:val="202A35"/>
                 <w:sz w:val="18"/>
               </w:rPr>
-              <w:t xml:space="preserve"> Add heartbeat and stale-data alerts</w:t>
+              <w:t xml:space="preserve"> Persisted heartbeat/stale alerts and encrypted odds credential are implemented; the PC can still be offline or signed out</w:t>
             </w:r>
           </w:p>
         </w:tc>
@@ -3961,6 +4114,40 @@
       </w:r>
     </w:p>
     <w:p>
+      <w:pPr>
+        <w:shd w:fill="FCECEF"/>
+        <w:spacing w:before="80" w:after="160"/>
+        <w:ind w:left="173" w:right="173"/>
+      </w:pPr>
+      <w:r>
+        <w:rPr>
+          <w:rFonts w:ascii="Calibri" w:hAnsi="Calibri"/>
+          <w:b/>
+        </w:rPr>
+        <w:t>Current status: partially implemented.</w:t>
+      </w:r>
+      <w:r>
+        <w:rPr>
+          <w:rFonts w:ascii="Calibri" w:hAnsi="Calibri"/>
+        </w:rPr>
+        <w:t xml:space="preserve"> Refresh runs now persist a secret-free </w:t>
+      </w:r>
+      <w:r>
+        <w:rPr>
+          <w:rFonts w:ascii="Consolas" w:hAnsi="Consolas"/>
+          <w:color w:val="2E74B5"/>
+          <w:sz w:val="19"/>
+        </w:rPr>
+        <w:t>data_refresh_runs</w:t>
+      </w:r>
+      <w:r>
+        <w:rPr>
+          <w:rFonts w:ascii="Calibri" w:hAnsi="Calibri"/>
+        </w:rPr>
+        <w:t xml:space="preserve"> heartbeat that survives bundle upload. Data Ops shows freshness, degraded stages, odds status/quota, totals coverage/history, and duration collection. Unified artifact manifests, atomic generation switching, and canonical fighter identity remain open.</w:t>
+      </w:r>
+    </w:p>
+    <w:p>
       <w:r>
         <w:rPr>
           <w:rFonts w:ascii="Calibri" w:hAnsi="Calibri"/>
@@ -4820,6 +5007,54 @@
           <w:rFonts w:ascii="Calibri" w:hAnsi="Calibri"/>
         </w:rPr>
         <w:t>Phase 1 — Totals ingestion and coverage</w:t>
+      </w:r>
+    </w:p>
+    <w:p>
+      <w:pPr>
+        <w:shd w:fill="FCECEF"/>
+        <w:spacing w:before="80" w:after="160"/>
+        <w:ind w:left="173" w:right="173"/>
+      </w:pPr>
+      <w:r>
+        <w:rPr>
+          <w:rFonts w:ascii="Calibri" w:hAnsi="Calibri"/>
+          <w:b/>
+        </w:rPr>
+        <w:t>Current status: implemented prospectively.</w:t>
+      </w:r>
+      <w:r>
+        <w:rPr>
+          <w:rFonts w:ascii="Calibri" w:hAnsi="Calibri"/>
+        </w:rPr>
+        <w:t xml:space="preserve"> The provider request includes </w:t>
+      </w:r>
+      <w:r>
+        <w:rPr>
+          <w:rFonts w:ascii="Consolas" w:hAnsi="Consolas"/>
+          <w:color w:val="2E74B5"/>
+          <w:sz w:val="19"/>
+        </w:rPr>
+        <w:t>h2h,totals</w:t>
+      </w:r>
+      <w:r>
+        <w:rPr>
+          <w:rFonts w:ascii="Calibri" w:hAnsi="Calibri"/>
+        </w:rPr>
+        <w:t xml:space="preserve">; the current table retains one consensus line per fight, while </w:t>
+      </w:r>
+      <w:r>
+        <w:rPr>
+          <w:rFonts w:ascii="Consolas" w:hAnsi="Consolas"/>
+          <w:color w:val="2E74B5"/>
+          <w:sz w:val="19"/>
+        </w:rPr>
+        <w:t>totals_odds_snapshots</w:t>
+      </w:r>
+      <w:r>
+        <w:rPr>
+          <w:rFonts w:ascii="Calibri" w:hAnsi="Calibri"/>
+        </w:rPr>
+        <w:t xml:space="preserve"> appends every matched per-book quote and alternate line. At the snapshot it contained 32 quotes across 8 fights and 4 books.</w:t>
       </w:r>
     </w:p>
     <w:p>
@@ -4976,6 +5211,82 @@
       </w:r>
     </w:p>
     <w:p>
+      <w:pPr>
+        <w:shd w:fill="FCECEF"/>
+        <w:spacing w:before="80" w:after="160"/>
+        <w:ind w:left="173" w:right="173"/>
+      </w:pPr>
+      <w:r>
+        <w:rPr>
+          <w:rFonts w:ascii="Calibri" w:hAnsi="Calibri"/>
+          <w:b/>
+        </w:rPr>
+        <w:t>Current status: implemented as an experimental baseline.</w:t>
+      </w:r>
+      <w:r>
+        <w:rPr>
+          <w:rFonts w:ascii="Calibri" w:hAnsi="Calibri"/>
+        </w:rPr>
+        <w:t xml:space="preserve"> </w:t>
+      </w:r>
+      <w:r>
+        <w:rPr>
+          <w:rFonts w:ascii="Consolas" w:hAnsi="Consolas"/>
+          <w:color w:val="2E74B5"/>
+          <w:sz w:val="19"/>
+        </w:rPr>
+        <w:t>duration_features.py</w:t>
+      </w:r>
+      <w:r>
+        <w:rPr>
+          <w:rFonts w:ascii="Calibri" w:hAnsi="Calibri"/>
+        </w:rPr>
+        <w:t xml:space="preserve">, </w:t>
+      </w:r>
+      <w:r>
+        <w:rPr>
+          <w:rFonts w:ascii="Consolas" w:hAnsi="Consolas"/>
+          <w:color w:val="2E74B5"/>
+          <w:sz w:val="19"/>
+        </w:rPr>
+        <w:t>duration_settlement.py</w:t>
+      </w:r>
+      <w:r>
+        <w:rPr>
+          <w:rFonts w:ascii="Calibri" w:hAnsi="Calibri"/>
+        </w:rPr>
+        <w:t xml:space="preserve">, and </w:t>
+      </w:r>
+      <w:r>
+        <w:rPr>
+          <w:rFonts w:ascii="Consolas" w:hAnsi="Consolas"/>
+          <w:color w:val="2E74B5"/>
+          <w:sz w:val="19"/>
+        </w:rPr>
+        <w:t>train_duration_model.py</w:t>
+      </w:r>
+      <w:r>
+        <w:rPr>
+          <w:rFonts w:ascii="Calibri" w:hAnsi="Calibri"/>
+        </w:rPr>
+        <w:t xml:space="preserve"> produce </w:t>
+      </w:r>
+      <w:r>
+        <w:rPr>
+          <w:rFonts w:ascii="Consolas" w:hAnsi="Consolas"/>
+          <w:color w:val="2E74B5"/>
+          <w:sz w:val="19"/>
+        </w:rPr>
+        <w:t>duration-survival-0.2.0</w:t>
+      </w:r>
+      <w:r>
+        <w:rPr>
+          <w:rFonts w:ascii="Calibri" w:hAnsi="Calibri"/>
+        </w:rPr>
+        <w:t>. The chronological 80/20 artifact beats the same-line training base-rate baseline on Brier/log loss, but remains a one-split historical result.</w:t>
+      </w:r>
+    </w:p>
+    <w:p>
       <w:r>
         <w:rPr>
           <w:rFonts w:ascii="Calibri" w:hAnsi="Calibri"/>
@@ -5125,6 +5436,26 @@
       </w:r>
     </w:p>
     <w:p>
+      <w:pPr>
+        <w:shd w:fill="FCECEF"/>
+        <w:spacing w:before="80" w:after="160"/>
+        <w:ind w:left="173" w:right="173"/>
+      </w:pPr>
+      <w:r>
+        <w:rPr>
+          <w:rFonts w:ascii="Calibri" w:hAnsi="Calibri"/>
+          <w:b/>
+        </w:rPr>
+        <w:t>Current status: implemented and collecting.</w:t>
+      </w:r>
+      <w:r>
+        <w:rPr>
+          <w:rFonts w:ascii="Calibri" w:hAnsi="Calibri"/>
+        </w:rPr>
+        <w:t xml:space="preserve"> Future Cards receives a curve even without a market line, exact-line values are snapshotted only when the saved model and market lines agree, Evaluation grades them from official results, and the incremental pipeline runs that grader after results ingestion.</w:t>
+      </w:r>
+    </w:p>
+    <w:p>
       <w:r>
         <w:rPr>
           <w:rFonts w:ascii="Calibri" w:hAnsi="Calibri"/>
@@ -5268,6 +5599,40 @@
       </w:r>
     </w:p>
     <w:p>
+      <w:pPr>
+        <w:shd w:fill="FCECEF"/>
+        <w:spacing w:before="80" w:after="160"/>
+        <w:ind w:left="173" w:right="173"/>
+      </w:pPr>
+      <w:r>
+        <w:rPr>
+          <w:rFonts w:ascii="Calibri" w:hAnsi="Calibri"/>
+          <w:b/>
+        </w:rPr>
+        <w:t>Current status: implemented with neutral language.</w:t>
+      </w:r>
+      <w:r>
+        <w:rPr>
+          <w:rFonts w:ascii="Calibri" w:hAnsi="Calibri"/>
+        </w:rPr>
+        <w:t xml:space="preserve"> The compact card keeps the winner primary and shows only the duration side/line/probability or </w:t>
+      </w:r>
+      <w:r>
+        <w:rPr>
+          <w:rFonts w:ascii="Consolas" w:hAnsi="Consolas"/>
+          <w:color w:val="2E74B5"/>
+          <w:sz w:val="19"/>
+        </w:rPr>
+        <w:t>Curve ready / Awaiting market O/U</w:t>
+      </w:r>
+      <w:r>
+        <w:rPr>
+          <w:rFonts w:ascii="Calibri" w:hAnsi="Calibri"/>
+        </w:rPr>
+        <w:t>. The expanded breakdown contains the full curve, market comparison, and separately labeled P(Decision) context.</w:t>
+      </w:r>
+    </w:p>
+    <w:p>
       <w:r>
         <w:rPr>
           <w:rFonts w:ascii="Calibri" w:hAnsi="Calibri"/>
@@ -5919,6 +6284,20 @@
           <w:rFonts w:ascii="Calibri" w:hAnsi="Calibri"/>
         </w:rPr>
         <w:t>Phase 5 — Prospective gate and controlled promotion</w:t>
+      </w:r>
+    </w:p>
+    <w:p>
+      <w:pPr>
+        <w:shd w:fill="FCECEF"/>
+        <w:spacing w:before="80" w:after="160"/>
+        <w:ind w:left="173" w:right="173"/>
+      </w:pPr>
+      <w:r>
+        <w:rPr>
+          <w:rFonts w:ascii="Calibri" w:hAnsi="Calibri"/>
+          <w:b/>
+        </w:rPr>
+        <w:t>Current status: active, not passed. Seven exact-line predictions have settled; six were correct, but all selected Over and accuracy equals the always-Over baseline. Do not tune after each card or strengthen product language before the predeclared review.</w:t>
       </w:r>
     </w:p>
     <w:p>
@@ -6019,7 +6398,7 @@
         <w:rPr>
           <w:rFonts w:ascii="Calibri" w:hAnsi="Calibri"/>
         </w:rPr>
-        <w:t>Proposed sample gate: review after 200–300 line-matched, prospectively saved fights, but do not treat the number alone as sufficient. This threshold is a planning proposal, not an established statistical guarantee; power should be calculated from observed event rates and the minimum useful improvement.</w:t>
+        <w:t>Working sample gate: first formal review at 75-100 line-matched, prospectively saved and settled fights, with a nontrivial five-round cohort. This is a pragmatic early gate, not an established statistical guarantee; power and uncertainty should be recalculated from observed event rates before any promotion.</w:t>
       </w:r>
     </w:p>
     <w:p>
@@ -7377,7 +7756,7 @@
         <w:rPr>
           <w:rFonts w:ascii="Calibri" w:hAnsi="Calibri"/>
         </w:rPr>
-        <w:t>Proposed files/modules:</w:t>
+        <w:t>Current files/modules:</w:t>
       </w:r>
     </w:p>
     <w:p>
@@ -7390,13 +7769,13 @@
           <w:color w:val="2E74B5"/>
           <w:sz w:val="19"/>
         </w:rPr>
-        <w:t>backend/app/features/duration_dataset.py</w:t>
+        <w:t>backend/app/features/duration_features.py</w:t>
       </w:r>
       <w:r>
         <w:rPr>
           <w:rFonts w:ascii="Calibri" w:hAnsi="Calibri"/>
         </w:rPr>
-        <w:t>: unique-fight label creation and prior-only feature assembly.</w:t>
+        <w:t>: symmetric prior-only feature assembly.</w:t>
       </w:r>
     </w:p>
     <w:p>
@@ -7409,13 +7788,13 @@
           <w:color w:val="2E74B5"/>
           <w:sz w:val="19"/>
         </w:rPr>
-        <w:t>backend/app/training/train_duration_model.py</w:t>
+        <w:t>backend/app/models/train_duration_model.py</w:t>
       </w:r>
       <w:r>
         <w:rPr>
           <w:rFonts w:ascii="Calibri" w:hAnsi="Calibri"/>
         </w:rPr>
-        <w:t>: chronological train/calibration/test procedure.</w:t>
+        <w:t>: unique-fight chronological split, hazard interval expansion, training, and metrics.</w:t>
       </w:r>
     </w:p>
     <w:p>
@@ -7428,13 +7807,13 @@
           <w:color w:val="2E74B5"/>
           <w:sz w:val="19"/>
         </w:rPr>
-        <w:t>backend/app/training/evaluate_duration_model.py</w:t>
+        <w:t>backend/app/services/duration_prediction_service.py</w:t>
       </w:r>
       <w:r>
         <w:rPr>
           <w:rFonts w:ascii="Calibri" w:hAnsi="Calibri"/>
         </w:rPr>
-        <w:t>: line and subgroup metrics plus reliability artifacts.</w:t>
+        <w:t>: artifact load/compatibility checks, curve inference, exact-line query, and reason-coded unavailable states.</w:t>
       </w:r>
     </w:p>
     <w:p>
@@ -7447,13 +7826,13 @@
           <w:color w:val="2E74B5"/>
           <w:sz w:val="19"/>
         </w:rPr>
-        <w:t>backend/app/models/duration_model.py</w:t>
+        <w:t>backend/app/services/duration_settlement.py</w:t>
       </w:r>
       <w:r>
         <w:rPr>
           <w:rFonts w:ascii="Calibri" w:hAnsi="Calibri"/>
         </w:rPr>
-        <w:t>: artifact loader and compatibility checks.</w:t>
+        <w:t>: one tested source of truth for elapsed time and result exclusions.</w:t>
       </w:r>
     </w:p>
     <w:p>
@@ -7466,13 +7845,13 @@
           <w:color w:val="2E74B5"/>
           <w:sz w:val="19"/>
         </w:rPr>
-        <w:t>backend/app/services/duration_service.py</w:t>
+        <w:t>backend/app/services/duration_evaluation_service.py</w:t>
       </w:r>
       <w:r>
         <w:rPr>
           <w:rFonts w:ascii="Calibri" w:hAnsi="Calibri"/>
         </w:rPr>
-        <w:t>: line-specific inference and reason-coded unavailable states.</w:t>
+        <w:t>: historical artifact readout and prospective exact-line grading.</w:t>
       </w:r>
     </w:p>
     <w:p>
@@ -7485,21 +7864,32 @@
           <w:color w:val="2E74B5"/>
           <w:sz w:val="19"/>
         </w:rPr>
-        <w:t>backend/app/services/totals_settlement.py</w:t>
+        <w:t>backend/app/repositories/totals_odds_snapshots_repository.py</w:t>
       </w:r>
       <w:r>
         <w:rPr>
           <w:rFonts w:ascii="Calibri" w:hAnsi="Calibri"/>
         </w:rPr>
-        <w:t>: one tested source of truth for threshold conversion and grading.</w:t>
+        <w:t>: append-only per-book totals history.</w:t>
       </w:r>
     </w:p>
     <w:p>
+      <w:pPr>
+        <w:pStyle w:val="ListBullet"/>
+      </w:pPr>
+      <w:r>
+        <w:rPr>
+          <w:rFonts w:ascii="Consolas" w:hAnsi="Consolas"/>
+          <w:color w:val="2E74B5"/>
+          <w:sz w:val="19"/>
+        </w:rPr>
+        <w:t>backend/app/services/data_operations_health_service.py</w:t>
+      </w:r>
       <w:r>
         <w:rPr>
           <w:rFonts w:ascii="Calibri" w:hAnsi="Calibri"/>
         </w:rPr>
-        <w:t>The exact module names are proposed. Reuse existing generic helpers where doing so does not blur winner, method, and duration contracts.</w:t>
+        <w:t>: refresh/totals/duration operational telemetry.</w:t>
       </w:r>
     </w:p>
     <w:p>
@@ -7526,7 +7916,7 @@
         <w:rPr>
           <w:rFonts w:ascii="Calibri" w:hAnsi="Calibri"/>
         </w:rPr>
-        <w:t>Proposed artifact family:</w:t>
+        <w:t>Current artifact family:</w:t>
       </w:r>
     </w:p>
     <w:tbl>
@@ -7555,7 +7945,7 @@
         </w:trPr>
         <w:tc>
           <w:tcPr>
-            <w:tcW w:type="dxa" w:w="4680"/>
+            <w:tcW w:type="dxa" w:w="4378"/>
             <w:tcMar>
               <w:top w:w="80" w:type="dxa"/>
               <w:start w:w="120" w:type="dxa"/>
@@ -7582,7 +7972,7 @@
         </w:tc>
         <w:tc>
           <w:tcPr>
-            <w:tcW w:type="dxa" w:w="4680"/>
+            <w:tcW w:type="dxa" w:w="4982"/>
             <w:tcMar>
               <w:top w:w="80" w:type="dxa"/>
               <w:start w:w="120" w:type="dxa"/>
@@ -7614,7 +8004,7 @@
         </w:trPr>
         <w:tc>
           <w:tcPr>
-            <w:tcW w:type="dxa" w:w="4680"/>
+            <w:tcW w:type="dxa" w:w="4378"/>
             <w:tcMar>
               <w:top w:w="80" w:type="dxa"/>
               <w:start w:w="120" w:type="dxa"/>
@@ -7640,7 +8030,7 @@
         </w:tc>
         <w:tc>
           <w:tcPr>
-            <w:tcW w:type="dxa" w:w="4680"/>
+            <w:tcW w:type="dxa" w:w="4982"/>
             <w:tcMar>
               <w:top w:w="80" w:type="dxa"/>
               <w:start w:w="120" w:type="dxa"/>
@@ -7671,7 +8061,7 @@
         </w:trPr>
         <w:tc>
           <w:tcPr>
-            <w:tcW w:type="dxa" w:w="4680"/>
+            <w:tcW w:type="dxa" w:w="4378"/>
             <w:tcMar>
               <w:top w:w="80" w:type="dxa"/>
               <w:start w:w="120" w:type="dxa"/>
@@ -7697,7 +8087,7 @@
         </w:tc>
         <w:tc>
           <w:tcPr>
-            <w:tcW w:type="dxa" w:w="4680"/>
+            <w:tcW w:type="dxa" w:w="4982"/>
             <w:tcMar>
               <w:top w:w="80" w:type="dxa"/>
               <w:start w:w="120" w:type="dxa"/>
@@ -7728,7 +8118,7 @@
         </w:trPr>
         <w:tc>
           <w:tcPr>
-            <w:tcW w:type="dxa" w:w="4680"/>
+            <w:tcW w:type="dxa" w:w="4378"/>
             <w:tcMar>
               <w:top w:w="80" w:type="dxa"/>
               <w:start w:w="120" w:type="dxa"/>
@@ -7754,7 +8144,7 @@
         </w:tc>
         <w:tc>
           <w:tcPr>
-            <w:tcW w:type="dxa" w:w="4680"/>
+            <w:tcW w:type="dxa" w:w="4982"/>
             <w:tcMar>
               <w:top w:w="80" w:type="dxa"/>
               <w:start w:w="120" w:type="dxa"/>
@@ -7785,7 +8175,7 @@
         </w:trPr>
         <w:tc>
           <w:tcPr>
-            <w:tcW w:type="dxa" w:w="4680"/>
+            <w:tcW w:type="dxa" w:w="4378"/>
             <w:tcMar>
               <w:top w:w="80" w:type="dxa"/>
               <w:start w:w="120" w:type="dxa"/>
@@ -7801,25 +8191,17 @@
             </w:pPr>
             <w:r>
               <w:rPr>
-                <w:rFonts w:ascii="Consolas" w:hAnsi="Consolas"/>
-                <w:color w:val="202A35"/>
-                <w:sz w:val="18"/>
-              </w:rPr>
-              <w:t>duration_model_registry.json</w:t>
-            </w:r>
-            <w:r>
-              <w:rPr>
                 <w:rFonts w:ascii="Calibri" w:hAnsi="Calibri"/>
                 <w:color w:val="202A35"/>
                 <w:sz w:val="18"/>
               </w:rPr>
-              <w:t xml:space="preserve"> entry</w:t>
+              <w:t>Registry entry</w:t>
             </w:r>
           </w:p>
         </w:tc>
         <w:tc>
           <w:tcPr>
-            <w:tcW w:type="dxa" w:w="4680"/>
+            <w:tcW w:type="dxa" w:w="4982"/>
             <w:tcMar>
               <w:top w:w="80" w:type="dxa"/>
               <w:start w:w="120" w:type="dxa"/>
@@ -7836,10 +8218,19 @@
             <w:r>
               <w:rPr>
                 <w:rFonts w:ascii="Calibri" w:hAnsi="Calibri"/>
+                <w:b/>
                 <w:color w:val="202A35"/>
                 <w:sz w:val="18"/>
               </w:rPr>
-              <w:t>Model version, relative paths, hashes, status, compatibility versions</w:t>
+              <w:t>Gap:</w:t>
+            </w:r>
+            <w:r>
+              <w:rPr>
+                <w:rFonts w:ascii="Calibri" w:hAnsi="Calibri"/>
+                <w:color w:val="202A35"/>
+                <w:sz w:val="18"/>
+              </w:rPr>
+              <w:t xml:space="preserve"> duration versions live inside the artifact/feature/metrics payloads, but no unified duration registry entry exists yet</w:t>
             </w:r>
           </w:p>
         </w:tc>
@@ -7850,7 +8241,7 @@
         </w:trPr>
         <w:tc>
           <w:tcPr>
-            <w:tcW w:type="dxa" w:w="4680"/>
+            <w:tcW w:type="dxa" w:w="4378"/>
             <w:tcMar>
               <w:top w:w="80" w:type="dxa"/>
               <w:start w:w="120" w:type="dxa"/>
@@ -7876,7 +8267,7 @@
         </w:tc>
         <w:tc>
           <w:tcPr>
-            <w:tcW w:type="dxa" w:w="4680"/>
+            <w:tcW w:type="dxa" w:w="4982"/>
             <w:tcMar>
               <w:top w:w="80" w:type="dxa"/>
               <w:start w:w="120" w:type="dxa"/>
@@ -7893,10 +8284,19 @@
             <w:r>
               <w:rPr>
                 <w:rFonts w:ascii="Calibri" w:hAnsi="Calibri"/>
+                <w:b/>
                 <w:color w:val="202A35"/>
                 <w:sz w:val="18"/>
               </w:rPr>
-              <w:t>Fight ID, event date, line, target, prediction, fold, model version; no secrets</w:t>
+              <w:t>Gap:</w:t>
+            </w:r>
+            <w:r>
+              <w:rPr>
+                <w:rFonts w:ascii="Calibri" w:hAnsi="Calibri"/>
+                <w:color w:val="202A35"/>
+                <w:sz w:val="18"/>
+              </w:rPr>
+              <w:t xml:space="preserve"> recent test results are in metrics JSON; a durable full out-of-fold file is still recommended</w:t>
             </w:r>
           </w:p>
         </w:tc>
@@ -7931,7 +8331,7 @@
         <w:rPr>
           <w:rFonts w:ascii="Calibri" w:hAnsi="Calibri"/>
         </w:rPr>
-        <w:t>Proposed response fragment:</w:t>
+        <w:t>Current response fragment (abridged):</w:t>
       </w:r>
     </w:p>
     <w:tbl>
@@ -7980,19 +8380,25 @@
               <w:br/>
               <w:t xml:space="preserve">    "line": 2.5,</w:t>
               <w:br/>
-              <w:t xml:space="preserve">    "line_seconds": 750,</w:t>
+              <w:t xml:space="preserve">    "status": "ready",</w:t>
               <w:br/>
               <w:t xml:space="preserve">    "over_probability": 0.54,</w:t>
               <w:br/>
               <w:t xml:space="preserve">    "under_probability": 0.46,</w:t>
               <w:br/>
-              <w:t xml:space="preserve">    "model_version": "duration-1.0.0",</w:t>
+              <w:t xml:space="preserve">    "curve": [{"line": 0.5, "over_probability": 0.89, "under_probability": 0.11}],</w:t>
               <w:br/>
-              <w:t xml:space="preserve">    "calibrated": true,</w:t>
+              <w:t xml:space="preserve">    "model_version": "duration-survival-0.2.0",</w:t>
               <w:br/>
-              <w:t xml:space="preserve">    "coverage": "full",</w:t>
+              <w:t xml:space="preserve">    "feature_schema_version": "duration-survival-features-2",</w:t>
               <w:br/>
-              <w:t xml:space="preserve">    "prediction_timestamp": "2026-07-13T18:00:00Z"</w:t>
+              <w:t xml:space="preserve">    "promotion_status": "experimental",</w:t>
+              <w:br/>
+              <w:t xml:space="preserve">    "market_inputs_used": false,</w:t>
+              <w:br/>
+              <w:t xml:space="preserve">    "market_line_role": "query_only",</w:t>
+              <w:br/>
+              <w:t xml:space="preserve">    "generated_at": "2026-07-13T18:00:00Z"</w:t>
               <w:br/>
               <w:t xml:space="preserve">  }</w:t>
               <w:br/>
@@ -8494,13 +8900,13 @@
           <w:color w:val="2E74B5"/>
           <w:sz w:val="19"/>
         </w:rPr>
-        <w:t>backend/app/pipeline/auto_update.ps1</w:t>
+        <w:t>deploy/auto_update.ps1</w:t>
       </w:r>
       <w:r>
         <w:rPr>
           <w:rFonts w:ascii="Calibri" w:hAnsi="Calibri"/>
         </w:rPr>
-        <w:t xml:space="preserve">, which decrypts a DPAPI-protected credential, runs </w:t>
+        <w:t xml:space="preserve">, which decrypts separate DPAPI-protected admin and Odds API credentials, runs </w:t>
       </w:r>
       <w:r>
         <w:rPr>
@@ -8508,13 +8914,41 @@
           <w:color w:val="2E74B5"/>
           <w:sz w:val="19"/>
         </w:rPr>
-        <w:t>auto_update.py</w:t>
+        <w:t>deploy/auto_update.py</w:t>
       </w:r>
       <w:r>
         <w:rPr>
           <w:rFonts w:ascii="Calibri" w:hAnsi="Calibri"/>
         </w:rPr>
-        <w:t>, executes the incremental pipeline, builds a bundle, and uploads it to the admin endpoint. The newest inspected log completed successfully, including the incremental update and hosted upload path. However, a successful log does not prove the job runs every day.</w:t>
+        <w:t xml:space="preserve">, executes the incremental pipeline, builds a bundle, and uploads it. Each run writes a compact </w:t>
+      </w:r>
+      <w:r>
+        <w:rPr>
+          <w:rFonts w:ascii="Consolas" w:hAnsi="Consolas"/>
+          <w:color w:val="2E74B5"/>
+          <w:sz w:val="19"/>
+        </w:rPr>
+        <w:t>data_refresh_runs</w:t>
+      </w:r>
+      <w:r>
+        <w:rPr>
+          <w:rFonts w:ascii="Calibri" w:hAnsi="Calibri"/>
+        </w:rPr>
+        <w:t xml:space="preserve"> heartbeat into SQLite; bundle sync merges that table into the hosted DB. Data Ops shows run age/success, degraded stages, odds status/quota, current totals coverage, append-only history, match warnings, and prospective duration counts. Provider failure preserves the last good odds, pushes otherwise safe data, and returns a non-zero scheduled-task result. The registered task uses the </w:t>
+      </w:r>
+      <w:r>
+        <w:rPr>
+          <w:rFonts w:ascii="Consolas" w:hAnsi="Consolas"/>
+          <w:color w:val="2E74B5"/>
+          <w:sz w:val="19"/>
+        </w:rPr>
+        <w:t>Interactive</w:t>
+      </w:r>
+      <w:r>
+        <w:rPr>
+          <w:rFonts w:ascii="Calibri" w:hAnsi="Calibri"/>
+        </w:rPr>
+        <w:t xml:space="preserve"> logon type, so it catches up after the user logs on but cannot run while that account is signed out.</w:t>
       </w:r>
     </w:p>
     <w:p>
@@ -8522,7 +8956,7 @@
         <w:rPr>
           <w:rFonts w:ascii="Calibri" w:hAnsi="Calibri"/>
         </w:rPr>
-        <w:t>Required improvements:</w:t>
+        <w:t>Remaining improvements:</w:t>
       </w:r>
     </w:p>
     <w:p>
@@ -8533,127 +8967,7 @@
         <w:rPr>
           <w:rFonts w:ascii="Calibri" w:hAnsi="Calibri"/>
         </w:rPr>
-        <w:t xml:space="preserve">Persist </w:t>
-      </w:r>
-      <w:r>
-        <w:rPr>
-          <w:rFonts w:ascii="Consolas" w:hAnsi="Consolas"/>
-          <w:color w:val="2E74B5"/>
-          <w:sz w:val="19"/>
-        </w:rPr>
-        <w:t>last_attempt_at</w:t>
-      </w:r>
-      <w:r>
-        <w:rPr>
-          <w:rFonts w:ascii="Calibri" w:hAnsi="Calibri"/>
-        </w:rPr>
-        <w:t xml:space="preserve">, </w:t>
-      </w:r>
-      <w:r>
-        <w:rPr>
-          <w:rFonts w:ascii="Consolas" w:hAnsi="Consolas"/>
-          <w:color w:val="2E74B5"/>
-          <w:sz w:val="19"/>
-        </w:rPr>
-        <w:t>last_success_at</w:t>
-      </w:r>
-      <w:r>
-        <w:rPr>
-          <w:rFonts w:ascii="Calibri" w:hAnsi="Calibri"/>
-        </w:rPr>
-        <w:t xml:space="preserve">, </w:t>
-      </w:r>
-      <w:r>
-        <w:rPr>
-          <w:rFonts w:ascii="Consolas" w:hAnsi="Consolas"/>
-          <w:color w:val="2E74B5"/>
-          <w:sz w:val="19"/>
-        </w:rPr>
-        <w:t>last_failure_stage</w:t>
-      </w:r>
-      <w:r>
-        <w:rPr>
-          <w:rFonts w:ascii="Calibri" w:hAnsi="Calibri"/>
-        </w:rPr>
-        <w:t xml:space="preserve">, </w:t>
-      </w:r>
-      <w:r>
-        <w:rPr>
-          <w:rFonts w:ascii="Consolas" w:hAnsi="Consolas"/>
-          <w:color w:val="2E74B5"/>
-          <w:sz w:val="19"/>
-        </w:rPr>
-        <w:t>duration</w:t>
-      </w:r>
-      <w:r>
-        <w:rPr>
-          <w:rFonts w:ascii="Calibri" w:hAnsi="Calibri"/>
-        </w:rPr>
-        <w:t xml:space="preserve">, </w:t>
-      </w:r>
-      <w:r>
-        <w:rPr>
-          <w:rFonts w:ascii="Consolas" w:hAnsi="Consolas"/>
-          <w:color w:val="2E74B5"/>
-          <w:sz w:val="19"/>
-        </w:rPr>
-        <w:t>local_bundle_hash</w:t>
-      </w:r>
-      <w:r>
-        <w:rPr>
-          <w:rFonts w:ascii="Calibri" w:hAnsi="Calibri"/>
-        </w:rPr>
-        <w:t xml:space="preserve">, and </w:t>
-      </w:r>
-      <w:r>
-        <w:rPr>
-          <w:rFonts w:ascii="Consolas" w:hAnsi="Consolas"/>
-          <w:color w:val="2E74B5"/>
-          <w:sz w:val="19"/>
-        </w:rPr>
-        <w:t>upload_result</w:t>
-      </w:r>
-      <w:r>
-        <w:rPr>
-          <w:rFonts w:ascii="Calibri" w:hAnsi="Calibri"/>
-        </w:rPr>
-        <w:t xml:space="preserve"> in a status record exposed to Data Ops.</w:t>
-      </w:r>
-    </w:p>
-    <w:p>
-      <w:pPr>
-        <w:pStyle w:val="ListBullet"/>
-      </w:pPr>
-      <w:r>
-        <w:rPr>
-          <w:rFonts w:ascii="Calibri" w:hAnsi="Calibri"/>
-        </w:rPr>
-        <w:t>Add a stale threshold independent of the scheduler; alert when the latest successful data date or run age exceeds policy.</w:t>
-      </w:r>
-    </w:p>
-    <w:p>
-      <w:pPr>
-        <w:pStyle w:val="ListBullet"/>
-      </w:pPr>
-      <w:r>
-        <w:rPr>
-          <w:rFonts w:ascii="Calibri" w:hAnsi="Calibri"/>
-        </w:rPr>
-        <w:t xml:space="preserve">Record explicit </w:t>
-      </w:r>
-      <w:r>
-        <w:rPr>
-          <w:rFonts w:ascii="Consolas" w:hAnsi="Consolas"/>
-          <w:color w:val="2E74B5"/>
-          <w:sz w:val="19"/>
-        </w:rPr>
-        <w:t>skipped</w:t>
-      </w:r>
-      <w:r>
-        <w:rPr>
-          <w:rFonts w:ascii="Calibri" w:hAnsi="Calibri"/>
-        </w:rPr>
-        <w:t xml:space="preserve"> reasons for optional odds and image stages. A best-effort skip is not equivalent to refreshed data.</w:t>
+        <w:t>Extend the heartbeat with bundle hash and explicit post-upload verification result.</w:t>
       </w:r>
     </w:p>
     <w:p>
@@ -8870,7 +9184,7 @@
         <w:rPr>
           <w:rFonts w:ascii="Calibri" w:hAnsi="Calibri"/>
         </w:rPr>
-        <w:t xml:space="preserve"> plus forward-compatible column additions. Add numbered, idempotent migrations and a compatibility matrix for the backend, bundle, and database schema. Duration snapshots and settlements require migrations that preserve old rows and identify which model/line semantics produced them.</w:t>
+        <w:t xml:space="preserve"> plus forward-compatible column/table creation. Duration snapshots, totals history, and refresh heartbeat are present, but add numbered, idempotent migrations and a compatibility matrix before changing their semantics. Future migrations must preserve old rows and identify which model/line/settlement version produced them.</w:t>
       </w:r>
     </w:p>
     <w:p>
@@ -9990,43 +10304,11 @@
             </w:pPr>
             <w:r>
               <w:rPr>
-                <w:rFonts w:ascii="Consolas" w:hAnsi="Consolas"/>
-                <w:color w:val="202A35"/>
-                <w:sz w:val="17"/>
-              </w:rPr>
-              <w:t>Model distance</w:t>
-            </w:r>
-            <w:r>
-              <w:rPr>
                 <w:rFonts w:ascii="Calibri" w:hAnsi="Calibri"/>
                 <w:color w:val="202A35"/>
                 <w:sz w:val="17"/>
               </w:rPr>
-              <w:t xml:space="preserve"> answers </w:t>
-            </w:r>
-            <w:r>
-              <w:rPr>
-                <w:rFonts w:ascii="Consolas" w:hAnsi="Consolas"/>
-                <w:color w:val="202A35"/>
-                <w:sz w:val="17"/>
-              </w:rPr>
-              <w:t>P(Decision)</w:t>
-            </w:r>
-            <w:r>
-              <w:rPr>
-                <w:rFonts w:ascii="Calibri" w:hAnsi="Calibri"/>
-                <w:color w:val="202A35"/>
-                <w:sz w:val="17"/>
-              </w:rPr>
-              <w:t xml:space="preserve">, not </w:t>
-            </w:r>
-            <w:r>
-              <w:rPr>
-                <w:rFonts w:ascii="Consolas" w:hAnsi="Consolas"/>
-                <w:color w:val="202A35"/>
-                <w:sz w:val="17"/>
-              </w:rPr>
-              <w:t>P(Over line)</w:t>
+              <w:t>Historical duration results could be mistaken for proven live edge</w:t>
             </w:r>
           </w:p>
         </w:tc>
@@ -10052,7 +10334,7 @@
                 <w:color w:val="202A35"/>
                 <w:sz w:val="17"/>
               </w:rPr>
-              <w:t>Misleading market comparison and false edge interpretation</w:t>
+              <w:t>Overconfident product language and premature tuning</w:t>
             </w:r>
           </w:p>
         </w:tc>
@@ -10078,7 +10360,7 @@
                 <w:color w:val="202A35"/>
                 <w:sz w:val="17"/>
               </w:rPr>
-              <w:t>Separate concepts; dedicated duration target; migrate API/UI labels</w:t>
+              <w:t>Keep experimental status, neutral display, frozen versions, and predeclared prospective gate</w:t>
             </w:r>
           </w:p>
         </w:tc>
@@ -10135,7 +10417,7 @@
                 <w:color w:val="202A35"/>
                 <w:sz w:val="17"/>
               </w:rPr>
-              <w:t>Critical</w:t>
+              <w:t>High</w:t>
             </w:r>
           </w:p>
         </w:tc>
@@ -10161,7 +10443,7 @@
                 <w:color w:val="202A35"/>
                 <w:sz w:val="17"/>
               </w:rPr>
-              <w:t>Current totals coverage is 0 of 58 rows</w:t>
+              <w:t>Totals coverage is sparse: 32 quotes across 8 fights at snapshot</w:t>
             </w:r>
           </w:p>
         </w:tc>
@@ -10187,7 +10469,7 @@
                 <w:color w:val="202A35"/>
                 <w:sz w:val="17"/>
               </w:rPr>
-              <w:t>Feature can appear implemented while providing no usable comparisons</w:t>
+              <w:t>Small/line-biased prospective comparison</w:t>
             </w:r>
           </w:p>
         </w:tc>
@@ -10213,7 +10495,7 @@
                 <w:color w:val="202A35"/>
                 <w:sz w:val="17"/>
               </w:rPr>
-              <w:t>Coverage telemetry, live-provider verification, unavailable state</w:t>
+              <w:t>Continue append-only capture; report fight/book/line coverage and unavailable states</w:t>
             </w:r>
           </w:p>
         </w:tc>
@@ -10836,7 +11118,7 @@
                 <w:color w:val="202A35"/>
                 <w:sz w:val="17"/>
               </w:rPr>
-              <w:t>Scheduler depends on a local Windows session, DPAPI, venv, connectivity, and machine availability</w:t>
+              <w:t>Scheduler depends on one Windows account/machine, DPAPI, venv, connectivity, and machine availability</w:t>
             </w:r>
           </w:p>
         </w:tc>
@@ -10862,7 +11144,7 @@
                 <w:color w:val="202A35"/>
                 <w:sz w:val="17"/>
               </w:rPr>
-              <w:t>Missed daily refresh with no immediate visible failure</w:t>
+              <w:t>A sleeping/offline PC can still miss wall-clock execution</w:t>
             </w:r>
           </w:p>
         </w:tc>
@@ -10888,7 +11170,7 @@
                 <w:color w:val="202A35"/>
                 <w:sz w:val="17"/>
               </w:rPr>
-              <w:t>Heartbeat, stale alert, post-upload check, eventual always-on runner</w:t>
+              <w:t>Implemented heartbeat/stale alert; add external notification and eventual always-on runner</w:t>
             </w:r>
           </w:p>
         </w:tc>
@@ -13981,22 +14263,15 @@
       <w:r>
         <w:rPr>
           <w:rFonts w:ascii="Calibri" w:hAnsi="Calibri"/>
+          <w:b/>
         </w:rPr>
-        <w:t xml:space="preserve">One pull request: manifest, source-state capture, </w:t>
-      </w:r>
-      <w:r>
-        <w:rPr>
-          <w:rFonts w:ascii="Consolas" w:hAnsi="Consolas"/>
-          <w:color w:val="2E74B5"/>
-          <w:sz w:val="19"/>
-        </w:rPr>
-        <w:t>/health</w:t>
+        <w:t>Completed:</w:t>
       </w:r>
       <w:r>
         <w:rPr>
           <w:rFonts w:ascii="Calibri" w:hAnsi="Calibri"/>
         </w:rPr>
-        <w:t xml:space="preserve"> generation fields, tests.</w:t>
+        <w:t xml:space="preserve"> totals snapshots, duration artifact/curve, exact-line UI, historical/prospective Evaluation, encrypted odds credential, heartbeat, and Data Ops health.</w:t>
       </w:r>
     </w:p>
     <w:p>
@@ -14011,7 +14286,7 @@
         <w:rPr>
           <w:rFonts w:ascii="Calibri" w:hAnsi="Calibri"/>
         </w:rPr>
-        <w:t>One pull request: shared pipeline registry and scheduler heartbeat/status UI.</w:t>
+        <w:t>Next pull request: no-post-fight-overwrite/full-event lifecycle test plus hosted post-upload verification and external failure notification.</w:t>
       </w:r>
     </w:p>
     <w:p>
@@ -14026,7 +14301,7 @@
         <w:rPr>
           <w:rFonts w:ascii="Calibri" w:hAnsi="Calibri"/>
         </w:rPr>
-        <w:t>One pull request: canonical identity service adopted first by odds ingestion.</w:t>
+        <w:t>Next model pull request: winner reliability/abstention cohorts under event-grouped rolling-origin evaluation.</w:t>
       </w:r>
     </w:p>
     <w:p>
@@ -14041,7 +14316,7 @@
         <w:rPr>
           <w:rFonts w:ascii="Calibri" w:hAnsi="Calibri"/>
         </w:rPr>
-        <w:t>One pull request: totals fixtures, persistence, coverage, and unavailable UI—no duration model yet.</w:t>
+        <w:t>Platform pull request: canonical fighter identity service adopted first by odds ingestion.</w:t>
       </w:r>
     </w:p>
     <w:p>
@@ -14056,7 +14331,7 @@
         <w:rPr>
           <w:rFonts w:ascii="Calibri" w:hAnsi="Calibri"/>
         </w:rPr>
-        <w:t>One experimental branch: duration labels, baselines, chronological evaluation; no serving changes.</w:t>
+        <w:t>Release-engineering pull request: artifact manifest and atomic generation switch.</w:t>
       </w:r>
     </w:p>
     <w:p>
@@ -14071,37 +14346,7 @@
         <w:rPr>
           <w:rFonts w:ascii="Calibri" w:hAnsi="Calibri"/>
         </w:rPr>
-        <w:t>One pull request: selected duration artifact contract and shadow serving.</w:t>
-      </w:r>
-    </w:p>
-    <w:p>
-      <w:pPr>
-        <w:pStyle w:val="ListNumber"/>
-        <w:numPr>
-          <w:ilvl w:val="0"/>
-          <w:numId w:val="16"/>
-        </w:numPr>
-      </w:pPr>
-      <w:r>
-        <w:rPr>
-          <w:rFonts w:ascii="Calibri" w:hAnsi="Calibri"/>
-        </w:rPr>
-        <w:t>One pull request: snapshot settlement and evaluation.</w:t>
-      </w:r>
-    </w:p>
-    <w:p>
-      <w:pPr>
-        <w:pStyle w:val="ListNumber"/>
-        <w:numPr>
-          <w:ilvl w:val="0"/>
-          <w:numId w:val="16"/>
-        </w:numPr>
-      </w:pPr>
-      <w:r>
-        <w:rPr>
-          <w:rFonts w:ascii="Calibri" w:hAnsi="Calibri"/>
-        </w:rPr>
-        <w:t>One pull request: neutral public presentation behind a feature flag.</w:t>
+        <w:t>Duration review pull request only after the predeclared settled-sample gate; do not tune between events.</w:t>
       </w:r>
     </w:p>
     <w:p>
@@ -14224,7 +14469,7 @@
         <w:rPr>
           <w:rFonts w:ascii="Calibri" w:hAnsi="Calibri"/>
         </w:rPr>
-        <w:t>The best next work is a short P0 foundation slice followed immediately by the duration dataset—not another broad model experiment.</w:t>
+        <w:t>The best next work is to operate and validate what has just shipped, while beginning winner-reliability work that does not contaminate the frozen duration experiment.</w:t>
       </w:r>
     </w:p>
     <w:p>
@@ -14247,7 +14492,21 @@
         <w:rPr>
           <w:rFonts w:ascii="Calibri" w:hAnsi="Calibri"/>
         </w:rPr>
-        <w:t>Add an artifact-manifest schema and generation command.</w:t>
+        <w:t xml:space="preserve">Let </w:t>
+      </w:r>
+      <w:r>
+        <w:rPr>
+          <w:rFonts w:ascii="Consolas" w:hAnsi="Consolas"/>
+          <w:color w:val="2E74B5"/>
+          <w:sz w:val="19"/>
+        </w:rPr>
+        <w:t>duration-survival-0.2.0</w:t>
+      </w:r>
+      <w:r>
+        <w:rPr>
+          <w:rFonts w:ascii="Calibri" w:hAnsi="Calibri"/>
+        </w:rPr>
+        <w:t xml:space="preserve"> collect frozen exact-line predictions; review Data Ops after every scheduled run, not the model after every card.</w:t>
       </w:r>
     </w:p>
     <w:p>
@@ -14262,7 +14521,7 @@
         <w:rPr>
           <w:rFonts w:ascii="Calibri" w:hAnsi="Calibri"/>
         </w:rPr>
-        <w:t>Record refresh last-attempt/last-success/failure/upload fields and expose them in Data Ops.</w:t>
+        <w:t>Add a full event-lifecycle test proving a pre-fight snapshot survives result ingestion and cannot be recomputed post-fight.</w:t>
       </w:r>
     </w:p>
     <w:p>
@@ -14277,7 +14536,7 @@
         <w:rPr>
           <w:rFonts w:ascii="Calibri" w:hAnsi="Calibri"/>
         </w:rPr>
-        <w:t>Add totals coverage diagnostics and fixture-driven tests.</w:t>
+        <w:t>Add external notification and a post-upload hosted verification/hash so local failure is visible without opening FightIQ.</w:t>
       </w:r>
     </w:p>
     <w:p>
@@ -14292,7 +14551,7 @@
         <w:rPr>
           <w:rFonts w:ascii="Calibri" w:hAnsi="Calibri"/>
         </w:rPr>
-        <w:t>Define and test the official elapsed-time/line settlement function.</w:t>
+        <w:t>Build winner reliability cohorts for debutants, low UFC sample, missing features, long layoffs, weight moves, and replacement bouts; define downgrade/abstain behavior.</w:t>
       </w:r>
     </w:p>
     <w:p>
@@ -14307,7 +14566,22 @@
         <w:rPr>
           <w:rFonts w:ascii="Calibri" w:hAnsi="Calibri"/>
         </w:rPr>
-        <w:t>Produce a duration-dataset audit report with row counts, exclusions, target rates by line, rounds, era, and weight class.</w:t>
+        <w:t>Upgrade winner evaluation to event-grouped rolling-origin folds before choosing a new winner feature family.</w:t>
+      </w:r>
+    </w:p>
+    <w:p>
+      <w:pPr>
+        <w:pStyle w:val="ListNumber"/>
+        <w:numPr>
+          <w:ilvl w:val="0"/>
+          <w:numId w:val="17"/>
+        </w:numPr>
+      </w:pPr>
+      <w:r>
+        <w:rPr>
+          <w:rFonts w:ascii="Calibri" w:hAnsi="Calibri"/>
+        </w:rPr>
+        <w:t>Begin canonical fighter IDs/name aliases after the monitoring slice.</w:t>
       </w:r>
     </w:p>
     <w:p>
@@ -14315,15 +14589,7 @@
         <w:rPr>
           <w:rFonts w:ascii="Calibri" w:hAnsi="Calibri"/>
         </w:rPr>
-        <w:t>At that checkpoint, review the audit before choosing logistic-per-line versus survival modeling. This sequence directly advances the improved Future Cards duration feature while reducing the chance of building it on stale data or ambiguous labels.</w:t>
-      </w:r>
-    </w:p>
-    <w:p>
-      <w:r>
-        <w:rPr>
-          <w:rFonts w:ascii="Calibri" w:hAnsi="Calibri"/>
-        </w:rPr>
-        <w:t>Alternative if operational reliability is the urgent concern: complete items 1–3 and run the scheduler through a full local-to-hosted cycle before any model work. Alternative if research is the priority: items 1 and 4–5 are the minimum safe prerequisite.</w:t>
+        <w:t>Review the duration model only when the predeclared prospective count is reached or a real integrity failure is discovered. This avoids test-set-by-test-set tuning while other high-value work continues.</w:t>
       </w:r>
     </w:p>
     <w:p>
